--- a/Innovation Decagon/The Innovation Decagon.docx
+++ b/Innovation Decagon/The Innovation Decagon.docx
@@ -3940,6 +3940,34 @@
       <w:pPr>
         <w:pStyle w:val="BodyText"/>
         <w:spacing w:before="160"/>
+      </w:pPr>
+      <w:r>
+        <w:rPr>
+          <w:b/>
+          <w:bCs/>
+        </w:rPr>
+        <w:t xml:space="preserve">Companion volume.</w:t>
+      </w:r>
+      <w:r>
+        <w:t xml:space="preserve"> </w:t>
+      </w:r>
+      <w:r>
+        <w:rPr>
+          <w:i/>
+          <w:iCs/>
+        </w:rPr>
+        <w:t xml:space="preserve">The Next Decagon</w:t>
+      </w:r>
+      <w:r>
+        <w:t xml:space="preserve"> </w:t>
+      </w:r>
+      <w:r>
+        <w:t xml:space="preserve">(Volume II) uses this document as its baseline and benchmark. It adds a second-generation framework for 2030–2050 (the Double Decagon and the Disruption Genome) and ten further venture concepts.</w:t>
+      </w:r>
+    </w:p>
+    <w:p>
+      <w:pPr>
+        <w:pStyle w:val="BodyText"/>
       </w:pPr>
       <w:r>
         <w:t xml:space="preserve">A note on evidence: company figures come from published results (cited in Appendix D). Scores and scenario judgements are the author’s analytical judgement and are labelled as such. Every startup concept is a hypothesis to be tested, not a forecast.</w:t>

--- a/Innovation Decagon/The Innovation Decagon.docx
+++ b/Innovation Decagon/The Innovation Decagon.docx
@@ -3946,7 +3946,7 @@
           <w:b/>
           <w:bCs/>
         </w:rPr>
-        <w:t xml:space="preserve">Companion volume.</w:t>
+        <w:t xml:space="preserve">Companion volumes.</w:t>
       </w:r>
       <w:r>
         <w:t xml:space="preserve"> </w:t>
@@ -3963,6 +3963,22 @@
       </w:r>
       <w:r>
         <w:t xml:space="preserve">(Volume II) uses this document as its baseline and benchmark. It adds a second-generation framework for 2030–2050 (the Double Decagon and the Disruption Genome) and ten further venture concepts.</w:t>
+      </w:r>
+      <w:r>
+        <w:t xml:space="preserve"> </w:t>
+      </w:r>
+      <w:r>
+        <w:rPr>
+          <w:i/>
+          <w:iCs/>
+        </w:rPr>
+        <w:t xml:space="preserve">The Arbitrage Decagon</w:t>
+      </w:r>
+      <w:r>
+        <w:t xml:space="preserve"> </w:t>
+      </w:r>
+      <w:r>
+        <w:t xml:space="preserve">(Volume III) builds on both, with a framework for AI arbitrage and ten AI arbitrage ventures.</w:t>
       </w:r>
     </w:p>
     <w:p>
